--- a/需求文档.docx
+++ b/需求文档.docx
@@ -2491,13 +2491,17 @@
           <w:p>
             <w:pPr>
               <w:spacing w:after="0" w:line="240" w:lineRule="auto"/>
+              <w:rPr>
+                <w:rFonts w:hint="default" w:eastAsia="微软雅黑"/>
+                <w:lang w:val="en-US" w:eastAsia="zh-CN"/>
+              </w:rPr>
             </w:pPr>
             <w:r>
               <w:rPr>
-                <w:rFonts w:ascii="微软雅黑" w:hAnsi="微软雅黑" w:eastAsia="微软雅黑"/>
-                <w:sz w:val="20"/>
+                <w:rFonts w:hint="eastAsia"/>
+                <w:lang w:val="en-US" w:eastAsia="zh-CN"/>
               </w:rPr>
-              <w:t>INTEGER</w:t>
+              <w:t>BOLLEAN</w:t>
             </w:r>
           </w:p>
         </w:tc>
@@ -2580,10 +2584,10 @@
             </w:pPr>
             <w:r>
               <w:rPr>
-                <w:rFonts w:ascii="微软雅黑" w:hAnsi="微软雅黑" w:eastAsia="微软雅黑"/>
-                <w:sz w:val="20"/>
+                <w:rFonts w:hint="eastAsia"/>
+                <w:lang w:val="en-US" w:eastAsia="zh-CN"/>
               </w:rPr>
-              <w:t>INTEGER</w:t>
+              <w:t>BOLLEAN</w:t>
             </w:r>
           </w:p>
         </w:tc>
@@ -2646,10 +2650,16 @@
           <w:p>
             <w:pPr>
               <w:spacing w:after="0" w:line="240" w:lineRule="auto"/>
+              <w:rPr>
+                <w:i/>
+                <w:iCs/>
+              </w:rPr>
             </w:pPr>
             <w:r>
               <w:rPr>
                 <w:rFonts w:ascii="微软雅黑" w:hAnsi="微软雅黑" w:eastAsia="微软雅黑"/>
+                <w:i/>
+                <w:iCs/>
                 <w:sz w:val="20"/>
               </w:rPr>
               <w:t>record_time</w:t>
@@ -2663,13 +2673,22 @@
           <w:p>
             <w:pPr>
               <w:spacing w:after="0" w:line="240" w:lineRule="auto"/>
+              <w:rPr>
+                <w:rFonts w:hint="eastAsia" w:eastAsia="微软雅黑"/>
+                <w:i/>
+                <w:iCs/>
+                <w:lang w:eastAsia="zh-CN"/>
+              </w:rPr>
             </w:pPr>
             <w:r>
               <w:rPr>
-                <w:rFonts w:ascii="微软雅黑" w:hAnsi="微软雅黑" w:eastAsia="微软雅黑"/>
+                <w:rFonts w:hint="eastAsia"/>
+                <w:i w:val="0"/>
+                <w:iCs w:val="0"/>
                 <w:sz w:val="20"/>
+                <w:lang w:val="en-US" w:eastAsia="zh-CN"/>
               </w:rPr>
-              <w:t>INTEGER</w:t>
+              <w:t>LONG</w:t>
             </w:r>
           </w:p>
         </w:tc>
@@ -4115,7 +4134,7 @@
     <w:lsdException w:unhideWhenUsed="0" w:uiPriority="70" w:semiHidden="0" w:name="Dark List Accent 3"/>
     <w:lsdException w:unhideWhenUsed="0" w:uiPriority="71" w:semiHidden="0" w:name="Colorful Shading Accent 3"/>
     <w:lsdException w:unhideWhenUsed="0" w:uiPriority="72" w:semiHidden="0" w:name="Colorful List Accent 3"/>
-    <w:lsdException w:unhideWhenUsed="0" w:uiPriority="73" w:semiHidden="0" w:name="Colorful Grid Accent 3"/>
+    <w:lsdException w:qFormat="1" w:unhideWhenUsed="0" w:uiPriority="73" w:semiHidden="0" w:name="Colorful Grid Accent 3"/>
     <w:lsdException w:unhideWhenUsed="0" w:uiPriority="60" w:semiHidden="0" w:name="Light Shading Accent 4"/>
     <w:lsdException w:qFormat="1" w:unhideWhenUsed="0" w:uiPriority="61" w:semiHidden="0" w:name="Light List Accent 4"/>
     <w:lsdException w:qFormat="1" w:unhideWhenUsed="0" w:uiPriority="62" w:semiHidden="0" w:name="Light Grid Accent 4"/>
@@ -4129,7 +4148,7 @@
     <w:lsdException w:unhideWhenUsed="0" w:uiPriority="70" w:semiHidden="0" w:name="Dark List Accent 4"/>
     <w:lsdException w:unhideWhenUsed="0" w:uiPriority="71" w:semiHidden="0" w:name="Colorful Shading Accent 4"/>
     <w:lsdException w:unhideWhenUsed="0" w:uiPriority="72" w:semiHidden="0" w:name="Colorful List Accent 4"/>
-    <w:lsdException w:unhideWhenUsed="0" w:uiPriority="73" w:semiHidden="0" w:name="Colorful Grid Accent 4"/>
+    <w:lsdException w:qFormat="1" w:unhideWhenUsed="0" w:uiPriority="73" w:semiHidden="0" w:name="Colorful Grid Accent 4"/>
     <w:lsdException w:unhideWhenUsed="0" w:uiPriority="60" w:semiHidden="0" w:name="Light Shading Accent 5"/>
     <w:lsdException w:unhideWhenUsed="0" w:uiPriority="61" w:semiHidden="0" w:name="Light List Accent 5"/>
     <w:lsdException w:unhideWhenUsed="0" w:uiPriority="62" w:semiHidden="0" w:name="Light Grid Accent 5"/>
@@ -4143,7 +4162,7 @@
     <w:lsdException w:unhideWhenUsed="0" w:uiPriority="70" w:semiHidden="0" w:name="Dark List Accent 5"/>
     <w:lsdException w:unhideWhenUsed="0" w:uiPriority="71" w:semiHidden="0" w:name="Colorful Shading Accent 5"/>
     <w:lsdException w:unhideWhenUsed="0" w:uiPriority="72" w:semiHidden="0" w:name="Colorful List Accent 5"/>
-    <w:lsdException w:unhideWhenUsed="0" w:uiPriority="73" w:semiHidden="0" w:name="Colorful Grid Accent 5"/>
+    <w:lsdException w:qFormat="1" w:unhideWhenUsed="0" w:uiPriority="73" w:semiHidden="0" w:name="Colorful Grid Accent 5"/>
     <w:lsdException w:unhideWhenUsed="0" w:uiPriority="60" w:semiHidden="0" w:name="Light Shading Accent 6"/>
     <w:lsdException w:unhideWhenUsed="0" w:uiPriority="61" w:semiHidden="0" w:name="Light List Accent 6"/>
     <w:lsdException w:unhideWhenUsed="0" w:uiPriority="62" w:semiHidden="0" w:name="Light Grid Accent 6"/>
@@ -4153,7 +4172,7 @@
     <w:lsdException w:unhideWhenUsed="0" w:uiPriority="66" w:semiHidden="0" w:name="Medium List 2 Accent 6"/>
     <w:lsdException w:unhideWhenUsed="0" w:uiPriority="67" w:semiHidden="0" w:name="Medium Grid 1 Accent 6"/>
     <w:lsdException w:unhideWhenUsed="0" w:uiPriority="68" w:semiHidden="0" w:name="Medium Grid 2 Accent 6"/>
-    <w:lsdException w:unhideWhenUsed="0" w:uiPriority="69" w:semiHidden="0" w:name="Medium Grid 3 Accent 6"/>
+    <w:lsdException w:qFormat="1" w:unhideWhenUsed="0" w:uiPriority="69" w:semiHidden="0" w:name="Medium Grid 3 Accent 6"/>
     <w:lsdException w:unhideWhenUsed="0" w:uiPriority="70" w:semiHidden="0" w:name="Dark List Accent 6"/>
     <w:lsdException w:unhideWhenUsed="0" w:uiPriority="71" w:semiHidden="0" w:name="Colorful Shading Accent 6"/>
     <w:lsdException w:unhideWhenUsed="0" w:uiPriority="72" w:semiHidden="0" w:name="Colorful List Accent 6"/>
@@ -12882,6 +12901,7 @@
   <w:style w:type="table" w:styleId="103">
     <w:name w:val="Medium Grid 3 Accent 6"/>
     <w:basedOn w:val="32"/>
+    <w:qFormat/>
     <w:uiPriority w:val="69"/>
     <w:pPr>
       <w:spacing w:after="0" w:line="240" w:lineRule="auto"/>
@@ -15792,6 +15812,7 @@
   <w:style w:type="table" w:styleId="128">
     <w:name w:val="Colorful Grid Accent 3"/>
     <w:basedOn w:val="32"/>
+    <w:qFormat/>
     <w:uiPriority w:val="73"/>
     <w:pPr>
       <w:spacing w:after="0" w:line="240" w:lineRule="auto"/>
@@ -15888,6 +15909,7 @@
   <w:style w:type="table" w:styleId="129">
     <w:name w:val="Colorful Grid Accent 4"/>
     <w:basedOn w:val="32"/>
+    <w:qFormat/>
     <w:uiPriority w:val="73"/>
     <w:pPr>
       <w:spacing w:after="0" w:line="240" w:lineRule="auto"/>
@@ -15984,6 +16006,7 @@
   <w:style w:type="table" w:styleId="130">
     <w:name w:val="Colorful Grid Accent 5"/>
     <w:basedOn w:val="32"/>
+    <w:qFormat/>
     <w:uiPriority w:val="73"/>
     <w:pPr>
       <w:spacing w:after="0" w:line="240" w:lineRule="auto"/>
@@ -16237,6 +16260,7 @@
     <w:name w:val="Heading 2 Char"/>
     <w:basedOn w:val="132"/>
     <w:link w:val="4"/>
+    <w:qFormat/>
     <w:uiPriority w:val="9"/>
     <w:rPr>
       <w:rFonts w:asciiTheme="majorHAnsi" w:hAnsiTheme="majorHAnsi" w:eastAsiaTheme="majorEastAsia" w:cstheme="majorBidi"/>
@@ -16318,6 +16342,7 @@
     <w:name w:val="Body Text Char"/>
     <w:basedOn w:val="132"/>
     <w:link w:val="19"/>
+    <w:qFormat/>
     <w:uiPriority w:val="99"/>
   </w:style>
   <w:style w:type="character" w:customStyle="1" w:styleId="145">
